--- a/public/templates/external.docx
+++ b/public/templates/external.docx
@@ -97,6 +97,11 @@
       </w:r>
     </w:p>
     <w:p>
+      <w:r>
+        <w:t xml:space="preserve">{#hasExperienceSummary}</w:t>
+      </w:r>
+    </w:p>
+    <w:p>
       <w:pPr>
         <w:rPr/>
       </w:pPr>
@@ -108,6 +113,16 @@
       </w:r>
     </w:p>
     <w:p>
+      <w:r>
+        <w:t xml:space="preserve">{/hasExperienceSummary}</w:t>
+      </w:r>
+    </w:p>
+    <w:p>
+      <w:r>
+        <w:t xml:space="preserve">{#hasSpecialization}</w:t>
+      </w:r>
+    </w:p>
+    <w:p>
       <w:pPr>
         <w:rPr/>
       </w:pPr>
@@ -116,6 +131,11 @@
           <w:rtl w:val="0"/>
         </w:rPr>
         <w:t xml:space="preserve">{specialization}</w:t>
+      </w:r>
+    </w:p>
+    <w:p>
+      <w:r>
+        <w:t xml:space="preserve">{/hasSpecialization}</w:t>
       </w:r>
     </w:p>
     <w:p>
@@ -283,6 +303,11 @@
       </w:r>
     </w:p>
     <w:p>
+      <w:r>
+        <w:t xml:space="preserve">{#hasTools}</w:t>
+      </w:r>
+    </w:p>
+    <w:p>
       <w:pPr>
         <w:pStyle w:val="Heading1"/>
         <w:rPr/>
@@ -314,6 +339,16 @@
       </w:pPr>
     </w:p>
     <w:p>
+      <w:r>
+        <w:t xml:space="preserve">{/hasTools}</w:t>
+      </w:r>
+    </w:p>
+    <w:p>
+      <w:r>
+        <w:t xml:space="preserve">{#hasCertifications}</w:t>
+      </w:r>
+    </w:p>
+    <w:p>
       <w:pPr>
         <w:pStyle w:val="Heading1"/>
         <w:rPr/>
@@ -345,6 +380,16 @@
         <w:rPr>
           <w:rtl w:val="0"/>
         </w:rPr>
+      </w:r>
+    </w:p>
+    <w:p>
+      <w:r>
+        <w:t xml:space="preserve">{/hasCertifications}</w:t>
+      </w:r>
+    </w:p>
+    <w:p>
+      <w:r>
+        <w:t xml:space="preserve">{#hasProjectsOrExperience}</w:t>
       </w:r>
     </w:p>
     <w:p>
@@ -381,6 +426,11 @@
     </w:p>
     <w:p>
       <w:r>
+        <w:t xml:space="preserve">{/hasProjectsOrExperience}</w:t>
+      </w:r>
+    </w:p>
+    <w:p>
+      <w:r>
         <w:t xml:space="preserve">{#projects}</w:t>
       </w:r>
     </w:p>
@@ -396,7 +446,7 @@
         <w:rPr>
           <w:rtl w:val="0"/>
         </w:rPr>
-        <w:t xml:space="preserve">Project {number} - {duration}</w:t>
+        <w:t xml:space="preserve">Project {number}{#hasDuration} - {duration}{/hasDuration}</w:t>
       </w:r>
     </w:p>
     <w:p>
@@ -458,6 +508,11 @@
       </w:r>
     </w:p>
     <w:p>
+      <w:r>
+        <w:t xml:space="preserve">{#hasRole}</w:t>
+      </w:r>
+    </w:p>
+    <w:p>
       <w:pPr>
         <w:spacing w:before="40" w:line="273.6" w:lineRule="auto"/>
         <w:rPr/>
@@ -495,6 +550,16 @@
       </w:r>
     </w:p>
     <w:p>
+      <w:r>
+        <w:t xml:space="preserve">{/hasRole}</w:t>
+      </w:r>
+    </w:p>
+    <w:p>
+      <w:r>
+        <w:t xml:space="preserve">{#hasDescription}</w:t>
+      </w:r>
+    </w:p>
+    <w:p>
       <w:pPr>
         <w:rPr/>
       </w:pPr>
@@ -513,6 +578,16 @@
           <w:rtl w:val="0"/>
         </w:rPr>
         <w:t xml:space="preserve">{description}</w:t>
+      </w:r>
+    </w:p>
+    <w:p>
+      <w:r>
+        <w:t xml:space="preserve">{/hasDescription}</w:t>
+      </w:r>
+    </w:p>
+    <w:p>
+      <w:r>
+        <w:t xml:space="preserve">{#hasResponsibilities}</w:t>
       </w:r>
     </w:p>
     <w:p>
@@ -554,6 +629,11 @@
       </w:r>
     </w:p>
     <w:p>
+      <w:r>
+        <w:t xml:space="preserve">{/hasResponsibilities}</w:t>
+      </w:r>
+    </w:p>
+    <w:p>
       <w:pPr>
         <w:rPr/>
       </w:pPr>
@@ -576,6 +656,11 @@
     <w:p>
       <w:r>
         <w:t xml:space="preserve">{/projects}</w:t>
+      </w:r>
+    </w:p>
+    <w:p>
+      <w:r>
+        <w:t xml:space="preserve">{#hasExperience}</w:t>
       </w:r>
     </w:p>
     <w:p>
@@ -623,6 +708,11 @@
       </w:r>
     </w:p>
     <w:p>
+      <w:r>
+        <w:t xml:space="preserve">{#hasPosition}</w:t>
+      </w:r>
+    </w:p>
+    <w:p>
       <w:pPr>
         <w:rPr/>
       </w:pPr>
@@ -634,6 +724,16 @@
       </w:r>
     </w:p>
     <w:p>
+      <w:r>
+        <w:t xml:space="preserve">{/hasPosition}</w:t>
+      </w:r>
+    </w:p>
+    <w:p>
+      <w:r>
+        <w:t xml:space="preserve">{#hasDuration}</w:t>
+      </w:r>
+    </w:p>
+    <w:p>
       <w:pPr>
         <w:rPr/>
       </w:pPr>
@@ -642,6 +742,16 @@
           <w:rtl w:val="0"/>
         </w:rPr>
         <w:t xml:space="preserve">{duration}</w:t>
+      </w:r>
+    </w:p>
+    <w:p>
+      <w:r>
+        <w:t xml:space="preserve">{/hasDuration}</w:t>
+      </w:r>
+    </w:p>
+    <w:p>
+      <w:r>
+        <w:t xml:space="preserve">{#hasHighlights}</w:t>
       </w:r>
     </w:p>
     <w:p>
@@ -687,7 +797,17 @@
     </w:p>
     <w:p>
       <w:r>
+        <w:t xml:space="preserve">{/hasHighlights}</w:t>
+      </w:r>
+    </w:p>
+    <w:p>
+      <w:r>
         <w:t xml:space="preserve">{/experience}</w:t>
+      </w:r>
+    </w:p>
+    <w:p>
+      <w:r>
+        <w:t xml:space="preserve">{/hasExperience}</w:t>
       </w:r>
     </w:p>
     <w:sectPr>

--- a/public/templates/external.docx
+++ b/public/templates/external.docx
@@ -389,7 +389,7 @@
     </w:p>
     <w:p>
       <w:r>
-        <w:t xml:space="preserve">{#hasProjectsOrExperience}</w:t>
+        <w:t xml:space="preserve">{#hasProjects}</w:t>
       </w:r>
     </w:p>
     <w:p>
@@ -426,7 +426,7 @@
     </w:p>
     <w:p>
       <w:r>
-        <w:t xml:space="preserve">{/hasProjectsOrExperience}</w:t>
+        <w:t xml:space="preserve">{/hasProjects}</w:t>
       </w:r>
     </w:p>
     <w:p>

--- a/public/templates/external.docx
+++ b/public/templates/external.docx
@@ -5,6 +5,8 @@
     <w:p>
       <w:pPr>
         <w:pStyle w:val="Heading3"/>
+        <w:ind w:left="7280" w:right="0" w:firstLine="0"/>
+        <w:jc w:val="left"/>
         <w:rPr/>
       </w:pPr>
       <w:bookmarkStart w:colFirst="0" w:colLast="0" w:name="_x8fm1uorkbaw" w:id="0"/>
@@ -13,7 +15,7 @@
         <w:rPr>
           <w:rtl w:val="0"/>
         </w:rPr>
-        <w:t xml:space="preserve">                                                                                                                                                                  A PROUD MEMBER OF </w:t>
+        <w:t xml:space="preserve">A PROUD MEMBER OF</w:t>
       </w:r>
     </w:p>
     <w:p>
@@ -31,17 +33,17 @@
       </w:r>
       <w:r>
         <w:drawing>
-          <wp:anchor allowOverlap="1" behindDoc="0" distB="114300" distT="114300" distL="114300" distR="114300" hidden="0" layoutInCell="1" locked="0" relativeHeight="0" simplePos="0">
+          <wp:anchor allowOverlap="1" behindDoc="0" distB="114300" distT="0" distL="114300" distR="114300" hidden="0" layoutInCell="1" locked="0" relativeHeight="0" simplePos="0">
             <wp:simplePos x="0" y="0"/>
             <wp:positionH relativeFrom="column">
-              <wp:posOffset>4327723</wp:posOffset>
+              <wp:posOffset>4622800</wp:posOffset>
             </wp:positionH>
             <wp:positionV relativeFrom="paragraph">
-              <wp:posOffset>123825</wp:posOffset>
+              <wp:posOffset>34290</wp:posOffset>
             </wp:positionV>
-            <wp:extent cx="1939727" cy="620713"/>
+            <wp:extent cx="1320800" cy="414891"/>
             <wp:effectExtent b="0" l="0" r="0" t="0"/>
-            <wp:wrapSquare wrapText="bothSides" distB="114300" distT="114300" distL="114300" distR="114300"/>
+            <wp:wrapSquare wrapText="bothSides" distB="114300" distT="0" distL="114300" distR="114300"/>
             <wp:docPr id="2" name="image2.png"/>
             <a:graphic>
               <a:graphicData uri="http://schemas.openxmlformats.org/drawingml/2006/picture">
@@ -52,7 +54,7 @@
                   </pic:nvPicPr>
                   <pic:blipFill>
                     <a:blip r:embed="rId6"/>
-                    <a:srcRect b="18103" l="0" r="0" t="18103"/>
+                    <a:srcRect l="15300" t="28200" r="15300" b="28200"/>
                     <a:stretch>
                       <a:fillRect/>
                     </a:stretch>
@@ -60,7 +62,7 @@
                   <pic:spPr>
                     <a:xfrm>
                       <a:off x="0" y="0"/>
-                      <a:ext cx="1939727" cy="620713"/>
+                      <a:ext cx="1320800" cy="414891"/>
                     </a:xfrm>
                     <a:prstGeom prst="rect"/>
                     <a:ln/>

--- a/public/templates/external.docx
+++ b/public/templates/external.docx
@@ -613,6 +613,7 @@
           <w:ilvl w:val="0"/>
           <w:numId w:val="1"/>
         </w:numPr>
+        <w:spacing w:before="0" w:after="96" w:line="276" w:lineRule="auto"/>
         <w:ind w:left="720" w:hanging="360"/>
         <w:rPr>
           <w:u w:val="none"/>
@@ -780,8 +781,9 @@
       <w:pPr>
         <w:numPr>
           <w:ilvl w:val="0"/>
-          <w:numId w:val="2"/>
+          <w:numId w:val="1"/>
         </w:numPr>
+        <w:spacing w:before="0" w:after="96" w:line="276" w:lineRule="auto"/>
         <w:ind w:left="720" w:hanging="360"/>
         <w:rPr/>
       </w:pPr>
@@ -929,14 +931,15 @@
     <w:lvl w:ilvl="0">
       <w:start w:val="1"/>
       <w:numFmt w:val="bullet"/>
-      <w:lvlText w:val="●"/>
+      <w:lvlText w:val="•"/>
       <w:lvlJc w:val="left"/>
       <w:pPr>
         <w:ind w:left="720" w:hanging="360"/>
       </w:pPr>
       <w:rPr>
-        <w:sz w:val="18"/>
-        <w:szCs w:val="18"/>
+        <w:rFonts w:ascii="Lexend" w:cs="Lexend" w:eastAsia="Lexend" w:hAnsi="Lexend"/>
+        <w:sz w:val="22"/>
+        <w:szCs w:val="22"/>
         <w:u w:val="none"/>
       </w:rPr>
     </w:lvl>
@@ -1041,14 +1044,15 @@
     <w:lvl w:ilvl="0">
       <w:start w:val="1"/>
       <w:numFmt w:val="bullet"/>
-      <w:lvlText w:val="●"/>
+      <w:lvlText w:val="•"/>
       <w:lvlJc w:val="left"/>
       <w:pPr>
         <w:ind w:left="720" w:hanging="360"/>
       </w:pPr>
       <w:rPr>
-        <w:sz w:val="18"/>
-        <w:szCs w:val="18"/>
+        <w:rFonts w:ascii="Lexend" w:cs="Lexend" w:eastAsia="Lexend" w:hAnsi="Lexend"/>
+        <w:sz w:val="22"/>
+        <w:szCs w:val="22"/>
         <w:u w:val="none"/>
       </w:rPr>
     </w:lvl>

--- a/public/templates/external.docx
+++ b/public/templates/external.docx
@@ -829,33 +829,120 @@
 <w:ftr xmlns:mc="http://schemas.openxmlformats.org/markup-compatibility/2006" xmlns:o="urn:schemas-microsoft-com:office:office" xmlns:r="http://schemas.openxmlformats.org/officeDocument/2006/relationships" xmlns:m="http://schemas.openxmlformats.org/officeDocument/2006/math" xmlns:v="urn:schemas-microsoft-com:vml" xmlns:wp="http://schemas.openxmlformats.org/drawingml/2006/wordprocessingDrawing" xmlns:w10="urn:schemas-microsoft-com:office:word" xmlns:w="http://schemas.openxmlformats.org/wordprocessingml/2006/main" xmlns:wne="http://schemas.microsoft.com/office/word/2006/wordml" xmlns:sl="http://schemas.openxmlformats.org/schemaLibrary/2006/main" xmlns:a="http://schemas.openxmlformats.org/drawingml/2006/main" xmlns:pic="http://schemas.openxmlformats.org/drawingml/2006/picture" xmlns:c="http://schemas.openxmlformats.org/drawingml/2006/chart" xmlns:lc="http://schemas.openxmlformats.org/drawingml/2006/lockedCanvas" xmlns:dgm="http://schemas.openxmlformats.org/drawingml/2006/diagram" xmlns:wps="http://schemas.microsoft.com/office/word/2010/wordprocessingShape" xmlns:wpg="http://schemas.microsoft.com/office/word/2010/wordprocessingGroup" xmlns:w14="http://schemas.microsoft.com/office/word/2010/wordml" xmlns:w15="http://schemas.microsoft.com/office/word/2012/wordml" xmlns:w16="http://schemas.microsoft.com/office/word/2018/wordml" xmlns:w16cex="http://schemas.microsoft.com/office/word/2018/wordml/cex" xmlns:w16cid="http://schemas.microsoft.com/office/word/2016/wordml/cid" xmlns="http://schemas.microsoft.com/office/tasks/2019/documenttasks" xmlns:cr="http://schemas.microsoft.com/office/comments/2020/reactions">
   <w:p>
     <w:pPr>
-      <w:pStyle w:val="Heading2"/>
-      <w:rPr>
-        <w:sz w:val="26"/>
-        <w:szCs w:val="26"/>
+      <w:framePr w:w="800" w:h="240" w:hRule="exact" w:wrap="notBeside" w:vAnchor="page" w:hAnchor="page" w:x="10546" w:y="15370"/>
+      <w:spacing w:before="0" w:after="0" w:line="240" w:lineRule="exact"/>
+      <w:ind w:left="0" w:right="0" w:firstLine="0"/>
+      <w:jc w:val="right"/>
+      <w:rPr>
+        <w:rFonts w:ascii="Lexend" w:cs="Lexend" w:eastAsia="Lexend" w:hAnsi="Lexend"/>
+        <w:b w:val="0"/>
+        <w:bCs w:val="0"/>
+        <w:color w:val="231F20"/>
+        <w:sz w:val="29"/>
+        <w:szCs w:val="29"/>
+        <w:vertAlign w:val="superscript"/>
       </w:rPr>
     </w:pPr>
-    <w:bookmarkStart w:colFirst="0" w:colLast="0" w:name="_88evsads8s5f" w:id="14"/>
-    <w:bookmarkEnd w:id="14"/>
     <w:r>
       <w:rPr>
+        <w:rFonts w:ascii="Lexend" w:cs="Lexend" w:eastAsia="Lexend" w:hAnsi="Lexend"/>
+        <w:b w:val="0"/>
+        <w:bCs w:val="0"/>
+        <w:color w:val="231F20"/>
+        <w:sz w:val="29"/>
+        <w:szCs w:val="29"/>
         <w:vertAlign w:val="superscript"/>
       </w:rPr>
+      <w:fldChar w:fldCharType="begin"/>
+    </w:r>
+    <w:r>
+      <w:rPr>
+        <w:rFonts w:ascii="Lexend" w:cs="Lexend" w:eastAsia="Lexend" w:hAnsi="Lexend"/>
+        <w:b w:val="0"/>
+        <w:bCs w:val="0"/>
+        <w:color w:val="231F20"/>
+        <w:sz w:val="29"/>
+        <w:szCs w:val="29"/>
+        <w:vertAlign w:val="superscript"/>
+      </w:rPr>
+      <w:instrText xml:space="preserve"> PAGE </w:instrText>
+    </w:r>
+    <w:r>
+      <w:rPr>
+        <w:rFonts w:ascii="Lexend" w:cs="Lexend" w:eastAsia="Lexend" w:hAnsi="Lexend"/>
+        <w:b w:val="0"/>
+        <w:bCs w:val="0"/>
+        <w:color w:val="231F20"/>
+        <w:sz w:val="29"/>
+        <w:szCs w:val="29"/>
+        <w:vertAlign w:val="superscript"/>
+      </w:rPr>
+      <w:fldChar w:fldCharType="separate"/>
+    </w:r>
+    <w:r>
+      <w:rPr>
+        <w:rFonts w:ascii="Lexend" w:cs="Lexend" w:eastAsia="Lexend" w:hAnsi="Lexend"/>
+        <w:b w:val="0"/>
+        <w:bCs w:val="0"/>
+        <w:color w:val="231F20"/>
+        <w:sz w:val="29"/>
+        <w:szCs w:val="29"/>
+        <w:vertAlign w:val="superscript"/>
+      </w:rPr>
+      <w:t>1</w:t>
+    </w:r>
+    <w:r>
+      <w:rPr>
+        <w:rFonts w:ascii="Lexend" w:cs="Lexend" w:eastAsia="Lexend" w:hAnsi="Lexend"/>
+        <w:b w:val="0"/>
+        <w:bCs w:val="0"/>
+        <w:color w:val="231F20"/>
+        <w:sz w:val="29"/>
+        <w:szCs w:val="29"/>
+        <w:vertAlign w:val="superscript"/>
+      </w:rPr>
+      <w:fldChar w:fldCharType="end"/>
+    </w:r>
+  </w:p>
+  <w:p>
+    <w:pPr>
+      <w:spacing w:before="0" w:after="0" w:line="20" w:lineRule="exact"/>
+      <w:ind w:left="0" w:right="0" w:firstLine="0"/>
+      <w:jc w:val="left"/>
+      <w:rPr>
+        <w:sz w:val="2"/>
+        <w:szCs w:val="2"/>
+      </w:rPr>
+    </w:pPr>
+    <w:r>
+      <w:rPr>
+        <w:sz w:val="2"/>
+        <w:szCs w:val="2"/>
+      </w:rPr>
       <w:drawing>
-        <wp:inline distB="114300" distT="114300" distL="114300" distR="114300">
-          <wp:extent cx="314325" cy="190500"/>
-          <wp:effectExtent b="0" l="0" r="0" t="0"/>
-          <wp:docPr id="1" name="image1.jpg"/>
+        <wp:anchor distT="0" distB="0" distL="0" distR="0" simplePos="0" relativeHeight="1" behindDoc="0" locked="1" layoutInCell="1" allowOverlap="1">
+          <wp:simplePos x="0" y="0"/>
+          <wp:positionH relativeFrom="page">
+            <wp:posOffset>567690</wp:posOffset>
+          </wp:positionH>
+          <wp:positionV relativeFrom="page">
+            <wp:posOffset>9672320</wp:posOffset>
+          </wp:positionV>
+          <wp:extent cx="313690" cy="190500"/>
+          <wp:effectExtent l="0" t="0" r="0" b="0"/>
+          <wp:wrapNone/>
+          <wp:docPr id="101" name="footer logo"/>
+          <wp:cNvGraphicFramePr/>
           <a:graphic>
             <a:graphicData uri="http://schemas.openxmlformats.org/drawingml/2006/picture">
               <pic:pic>
                 <pic:nvPicPr>
-                  <pic:cNvPr id="0" name="image1.jpg"/>
+                  <pic:cNvPr id="0" name="footer logo"/>
                   <pic:cNvPicPr preferRelativeResize="0"/>
                 </pic:nvPicPr>
                 <pic:blipFill>
                   <a:blip r:embed="rId1"/>
-                  <a:srcRect b="0" l="0" r="0" t="0"/>
+                  <a:srcRect l="0" t="0" r="0" b="0"/>
                   <a:stretch>
                     <a:fillRect/>
                   </a:stretch>
@@ -863,7 +950,7 @@
                 <pic:spPr>
                   <a:xfrm>
                     <a:off x="0" y="0"/>
-                    <a:ext cx="314325" cy="190500"/>
+                    <a:ext cx="313690" cy="190500"/>
                   </a:xfrm>
                   <a:prstGeom prst="rect"/>
                   <a:ln/>
@@ -871,40 +958,8 @@
               </pic:pic>
             </a:graphicData>
           </a:graphic>
-        </wp:inline>
+        </wp:anchor>
       </w:drawing>
-    </w:r>
-    <w:r>
-      <w:rPr>
-        <w:vertAlign w:val="superscript"/>
-        <w:rtl w:val="0"/>
-      </w:rPr>
-      <w:t xml:space="preserve">                                                                                                                                                                                                                               </w:t>
-    </w:r>
-    <w:r>
-      <w:rPr>
-        <w:sz w:val="26"/>
-        <w:szCs w:val="26"/>
-        <w:vertAlign w:val="superscript"/>
-        <w:rtl w:val="0"/>
-      </w:rPr>
-      <w:t xml:space="preserve">   </w:t>
-    </w:r>
-    <w:r>
-      <w:rPr>
-        <w:sz w:val="26"/>
-        <w:szCs w:val="26"/>
-        <w:vertAlign w:val="superscript"/>
-      </w:rPr>
-      <w:fldChar w:fldCharType="begin"/>
-      <w:instrText xml:space="preserve">PAGE</w:instrText>
-      <w:fldChar w:fldCharType="separate"/>
-      <w:fldChar w:fldCharType="end"/>
-    </w:r>
-    <w:r>
-      <w:rPr>
-        <w:rtl w:val="0"/>
-      </w:rPr>
     </w:r>
   </w:p>
 </w:ftr>

--- a/public/templates/external.docx
+++ b/public/templates/external.docx
@@ -5,14 +5,28 @@
     <w:p>
       <w:pPr>
         <w:pStyle w:val="Heading3"/>
-        <w:ind w:left="7280" w:right="0" w:firstLine="0"/>
+        <w:spacing w:before="152" w:after="0" w:line="200" w:lineRule="exact"/>
+        <w:ind w:left="7892" w:right="0" w:firstLine="0"/>
         <w:jc w:val="left"/>
-        <w:rPr/>
+        <w:rPr>
+          <w:rFonts w:ascii="Lexend" w:cs="Lexend" w:eastAsia="Lexend" w:hAnsi="Lexend"/>
+          <w:b w:val="0"/>
+          <w:bCs w:val="0"/>
+          <w:color w:val="666666"/>
+          <w:sz w:val="16"/>
+          <w:szCs w:val="16"/>
+        </w:rPr>
       </w:pPr>
       <w:bookmarkStart w:colFirst="0" w:colLast="0" w:name="_x8fm1uorkbaw" w:id="0"/>
       <w:bookmarkEnd w:id="0"/>
       <w:r>
         <w:rPr>
+          <w:rFonts w:ascii="Lexend" w:cs="Lexend" w:eastAsia="Lexend" w:hAnsi="Lexend"/>
+          <w:b w:val="0"/>
+          <w:bCs w:val="0"/>
+          <w:color w:val="666666"/>
+          <w:sz w:val="16"/>
+          <w:szCs w:val="16"/>
           <w:rtl w:val="0"/>
         </w:rPr>
         <w:t xml:space="preserve">A PROUD MEMBER OF</w:t>
@@ -21,27 +35,49 @@
     <w:p>
       <w:pPr>
         <w:pStyle w:val="Title"/>
-        <w:rPr/>
+        <w:spacing w:before="144" w:after="0" w:line="585" w:lineRule="exact"/>
+        <w:rPr>
+          <w:rFonts w:ascii="Lexend Medium" w:cs="Lexend Medium" w:eastAsia="Lexend Medium" w:hAnsi="Lexend Medium"/>
+          <w:b w:val="0"/>
+          <w:bCs w:val="0"/>
+          <w:color w:val="373742"/>
+          <w:sz w:val="48"/>
+          <w:szCs w:val="48"/>
+        </w:rPr>
       </w:pPr>
       <w:bookmarkStart w:colFirst="0" w:colLast="0" w:name="_7c1qwp3bc7si" w:id="1"/>
       <w:bookmarkEnd w:id="1"/>
       <w:r>
         <w:rPr>
+          <w:rFonts w:ascii="Lexend Medium" w:cs="Lexend Medium" w:eastAsia="Lexend Medium" w:hAnsi="Lexend Medium"/>
+          <w:b w:val="0"/>
+          <w:bCs w:val="0"/>
+          <w:color w:val="373742"/>
+          <w:sz w:val="48"/>
+          <w:szCs w:val="48"/>
           <w:rtl w:val="0"/>
         </w:rPr>
         <w:t xml:space="preserve">{name}                                                      </w:t>
       </w:r>
       <w:r>
+        <w:rPr>
+          <w:rFonts w:ascii="Lexend Medium" w:cs="Lexend Medium" w:eastAsia="Lexend Medium" w:hAnsi="Lexend Medium"/>
+          <w:b w:val="0"/>
+          <w:bCs w:val="0"/>
+          <w:color w:val="373742"/>
+          <w:sz w:val="48"/>
+          <w:szCs w:val="48"/>
+        </w:rPr>
         <w:drawing>
           <wp:anchor allowOverlap="1" behindDoc="0" distB="114300" distT="0" distL="114300" distR="114300" hidden="0" layoutInCell="1" locked="0" relativeHeight="0" simplePos="0">
             <wp:simplePos x="0" y="0"/>
             <wp:positionH relativeFrom="column">
-              <wp:posOffset>4622800</wp:posOffset>
+              <wp:posOffset>5017770</wp:posOffset>
             </wp:positionH>
             <wp:positionV relativeFrom="paragraph">
-              <wp:posOffset>34290</wp:posOffset>
+              <wp:posOffset>163195</wp:posOffset>
             </wp:positionV>
-            <wp:extent cx="1320800" cy="414891"/>
+            <wp:extent cx="1657350" cy="533400"/>
             <wp:effectExtent b="0" l="0" r="0" t="0"/>
             <wp:wrapSquare wrapText="bothSides" distB="114300" distT="0" distL="114300" distR="114300"/>
             <wp:docPr id="2" name="image2.png"/>
@@ -62,7 +98,7 @@
                   <pic:spPr>
                     <a:xfrm>
                       <a:off x="0" y="0"/>
-                      <a:ext cx="1320800" cy="414891"/>
+                      <a:ext cx="1657350" cy="533400"/>
                     </a:xfrm>
                     <a:prstGeom prst="rect"/>
                     <a:ln/>
@@ -80,20 +116,38 @@
         <w:tabs>
           <w:tab w:val="left" w:leader="none" w:pos="1260"/>
         </w:tabs>
+        <w:spacing w:before="0" w:after="0" w:line="429" w:lineRule="exact"/>
         <w:rPr>
           <w:rFonts w:ascii="Lexend" w:cs="Lexend" w:eastAsia="Lexend" w:hAnsi="Lexend"/>
+          <w:b w:val="0"/>
+          <w:bCs w:val="0"/>
+          <w:color w:val="373742"/>
+          <w:sz w:val="24"/>
+          <w:szCs w:val="24"/>
         </w:rPr>
       </w:pPr>
       <w:bookmarkStart w:colFirst="0" w:colLast="0" w:name="_ymi089liagec" w:id="2"/>
       <w:bookmarkEnd w:id="2"/>
       <w:r>
         <w:rPr>
+          <w:rFonts w:ascii="Lexend" w:cs="Lexend" w:eastAsia="Lexend" w:hAnsi="Lexend"/>
+          <w:b w:val="0"/>
+          <w:bCs w:val="0"/>
+          <w:color w:val="373742"/>
+          <w:sz w:val="24"/>
+          <w:szCs w:val="24"/>
           <w:rtl w:val="0"/>
         </w:rPr>
         <w:t xml:space="preserve">{jobTitle}</w:t>
       </w:r>
       <w:r>
         <w:rPr>
+          <w:rFonts w:ascii="Lexend" w:cs="Lexend" w:eastAsia="Lexend" w:hAnsi="Lexend"/>
+          <w:b w:val="0"/>
+          <w:bCs w:val="0"/>
+          <w:color w:val="373742"/>
+          <w:sz w:val="24"/>
+          <w:szCs w:val="24"/>
           <w:rtl w:val="0"/>
         </w:rPr>
       </w:r>
@@ -105,72 +159,114 @@
     </w:p>
     <w:p>
       <w:pPr>
+        <w:spacing w:before="0" w:after="0" w:line="332" w:lineRule="exact"/>
+        <w:rPr>
+          <w:rFonts w:ascii="Lexend Light" w:cs="Lexend Light" w:eastAsia="Lexend Light" w:hAnsi="Lexend Light"/>
+          <w:b w:val="0"/>
+          <w:bCs w:val="0"/>
+          <w:color w:val="373742"/>
+          <w:sz w:val="22"/>
+          <w:szCs w:val="22"/>
+        </w:rPr>
+      </w:pPr>
+      <w:r>
+        <w:rPr>
+          <w:rFonts w:ascii="Lexend Light" w:cs="Lexend Light" w:eastAsia="Lexend Light" w:hAnsi="Lexend Light"/>
+          <w:b w:val="0"/>
+          <w:bCs w:val="0"/>
+          <w:color w:val="373742"/>
+          <w:sz w:val="22"/>
+          <w:szCs w:val="22"/>
+          <w:rtl w:val="0"/>
+        </w:rPr>
+        <w:t xml:space="preserve">{experienceSummary}</w:t>
+      </w:r>
+    </w:p>
+    <w:p>
+      <w:r>
+        <w:t xml:space="preserve">{/hasExperienceSummary}</w:t>
+      </w:r>
+    </w:p>
+    <w:p>
+      <w:r>
+        <w:t xml:space="preserve">{#hasSpecialization}</w:t>
+      </w:r>
+    </w:p>
+    <w:p>
+      <w:pPr>
+        <w:spacing w:before="0" w:after="0" w:line="348" w:lineRule="exact"/>
+        <w:rPr>
+          <w:rFonts w:ascii="Lexend Light" w:cs="Lexend Light" w:eastAsia="Lexend Light" w:hAnsi="Lexend Light"/>
+          <w:b w:val="0"/>
+          <w:bCs w:val="0"/>
+          <w:color w:val="373742"/>
+          <w:sz w:val="22"/>
+          <w:szCs w:val="22"/>
+        </w:rPr>
+      </w:pPr>
+      <w:r>
+        <w:rPr>
+          <w:rFonts w:ascii="Lexend Light" w:cs="Lexend Light" w:eastAsia="Lexend Light" w:hAnsi="Lexend Light"/>
+          <w:b w:val="0"/>
+          <w:bCs w:val="0"/>
+          <w:color w:val="373742"/>
+          <w:sz w:val="22"/>
+          <w:szCs w:val="22"/>
+          <w:rtl w:val="0"/>
+        </w:rPr>
+        <w:t xml:space="preserve">{specialization}</w:t>
+      </w:r>
+    </w:p>
+    <w:p>
+      <w:r>
+        <w:t xml:space="preserve">{/hasSpecialization}</w:t>
+      </w:r>
+    </w:p>
+    <w:p>
+      <w:pPr>
+        <w:spacing w:before="0" w:after="0" w:line="240" w:lineRule="exact"/>
         <w:rPr/>
       </w:pPr>
       <w:r>
         <w:rPr>
           <w:rtl w:val="0"/>
         </w:rPr>
-        <w:t xml:space="preserve">{experienceSummary}</w:t>
-      </w:r>
-    </w:p>
-    <w:p>
-      <w:r>
-        <w:t xml:space="preserve">{/hasExperienceSummary}</w:t>
-      </w:r>
-    </w:p>
-    <w:p>
-      <w:r>
-        <w:t xml:space="preserve">{#hasSpecialization}</w:t>
-      </w:r>
-    </w:p>
-    <w:p>
-      <w:pPr>
+      </w:r>
+    </w:p>
+    <w:p>
+      <w:pPr>
+        <w:spacing w:before="0" w:after="0" w:line="240" w:lineRule="exact"/>
         <w:rPr/>
       </w:pPr>
       <w:r>
         <w:rPr>
           <w:rtl w:val="0"/>
         </w:rPr>
-        <w:t xml:space="preserve">{specialization}</w:t>
-      </w:r>
-    </w:p>
-    <w:p>
-      <w:r>
-        <w:t xml:space="preserve">{/hasSpecialization}</w:t>
-      </w:r>
-    </w:p>
-    <w:p>
-      <w:pPr>
-        <w:spacing w:before="40" w:line="273.6" w:lineRule="auto"/>
-        <w:rPr/>
-      </w:pPr>
-      <w:r>
-        <w:rPr>
-          <w:rtl w:val="0"/>
-        </w:rPr>
-      </w:r>
-    </w:p>
-    <w:p>
-      <w:pPr>
-        <w:spacing w:before="40" w:line="273.6" w:lineRule="auto"/>
-        <w:rPr/>
-      </w:pPr>
-      <w:r>
-        <w:rPr>
-          <w:rtl w:val="0"/>
-        </w:rPr>
       </w:r>
     </w:p>
     <w:p>
       <w:pPr>
         <w:pStyle w:val="Heading1"/>
-        <w:rPr/>
+        <w:spacing w:before="306" w:after="163" w:line="300" w:lineRule="exact"/>
+        <w:rPr>
+          <w:rFonts w:ascii="Lexend Light" w:cs="Lexend Light" w:eastAsia="Lexend Light" w:hAnsi="Lexend Light"/>
+          <w:b w:val="0"/>
+          <w:bCs w:val="0"/>
+          <w:color w:val="EA1B3D"/>
+          <w:sz w:val="20"/>
+          <w:szCs w:val="20"/>
+        </w:rPr>
       </w:pPr>
       <w:bookmarkStart w:colFirst="0" w:colLast="0" w:name="_infkfwdic09e" w:id="3"/>
       <w:bookmarkEnd w:id="3"/>
       <w:r>
         <w:rPr>
+          <w:rFonts w:ascii="Lexend Light" w:cs="Lexend Light" w:eastAsia="Lexend Light" w:hAnsi="Lexend Light"/>
+          <w:b w:val="0"/>
+          <w:bCs w:val="0"/>
+          <w:color w:val="EA1B3D"/>
+          <w:sz w:val="20"/>
+          <w:szCs w:val="20"/>
           <w:rtl w:val="0"/>
         </w:rPr>
         <w:t xml:space="preserve">Overview</w:t>
@@ -178,35 +274,65 @@
     </w:p>
     <w:p>
       <w:pPr>
+        <w:spacing w:before="0" w:after="0" w:line="345" w:lineRule="exact"/>
+        <w:ind w:left="0" w:right="0" w:firstLine="0"/>
+        <w:jc w:val="both"/>
+        <w:rPr>
+          <w:rFonts w:ascii="Lexend Light" w:cs="Lexend Light" w:eastAsia="Lexend Light" w:hAnsi="Lexend Light"/>
+          <w:b w:val="0"/>
+          <w:bCs w:val="0"/>
+          <w:color w:val="373742"/>
+          <w:sz w:val="22"/>
+          <w:szCs w:val="22"/>
+        </w:rPr>
+      </w:pPr>
+      <w:r>
+        <w:rPr>
+          <w:rFonts w:ascii="Lexend Light" w:cs="Lexend Light" w:eastAsia="Lexend Light" w:hAnsi="Lexend Light"/>
+          <w:b w:val="0"/>
+          <w:bCs w:val="0"/>
+          <w:color w:val="373742"/>
+          <w:sz w:val="22"/>
+          <w:szCs w:val="22"/>
+          <w:rtl w:val="0"/>
+        </w:rPr>
+        <w:t xml:space="preserve">{overview}</w:t>
+      </w:r>
+    </w:p>
+    <w:p>
+      <w:pPr>
+        <w:spacing w:before="0" w:after="0" w:line="240" w:lineRule="exact"/>
         <w:rPr/>
       </w:pPr>
       <w:r>
         <w:rPr>
           <w:rtl w:val="0"/>
         </w:rPr>
-        <w:t xml:space="preserve">{overview}</w:t>
-      </w:r>
-    </w:p>
-    <w:p>
-      <w:pPr>
-        <w:spacing w:before="40" w:line="360" w:lineRule="auto"/>
-        <w:rPr/>
-      </w:pPr>
-      <w:r>
-        <w:rPr>
-          <w:rtl w:val="0"/>
-        </w:rPr>
       </w:r>
     </w:p>
     <w:p>
       <w:pPr>
         <w:pStyle w:val="Heading1"/>
-        <w:rPr/>
+        <w:spacing w:before="377" w:after="163" w:line="300" w:lineRule="exact"/>
+        <w:rPr>
+          <w:rFonts w:ascii="Lexend Light" w:cs="Lexend Light" w:eastAsia="Lexend Light" w:hAnsi="Lexend Light"/>
+          <w:b w:val="0"/>
+          <w:bCs w:val="0"/>
+          <w:color w:val="EA1B3D"/>
+          <w:sz w:val="20"/>
+          <w:szCs w:val="20"/>
+        </w:rPr>
       </w:pPr>
       <w:bookmarkStart w:colFirst="0" w:colLast="0" w:name="_wc3sbuf0jvp2" w:id="4"/>
       <w:bookmarkEnd w:id="4"/>
       <w:r>
         <w:rPr>
+          <w:rFonts w:ascii="Lexend Light" w:cs="Lexend Light" w:eastAsia="Lexend Light" w:hAnsi="Lexend Light"/>
+          <w:b w:val="0"/>
+          <w:bCs w:val="0"/>
+          <w:color w:val="EA1B3D"/>
+          <w:sz w:val="20"/>
+          <w:szCs w:val="20"/>
           <w:rtl w:val="0"/>
         </w:rPr>
         <w:t xml:space="preserve">Education &amp; Training</w:t>
@@ -220,13 +346,26 @@
     <w:p>
       <w:pPr>
         <w:pStyle w:val="Heading2"/>
-        <w:spacing w:before="40" w:line="360" w:lineRule="auto"/>
-        <w:rPr/>
+        <w:spacing w:before="0" w:after="0" w:line="345" w:lineRule="exact"/>
+        <w:rPr>
+          <w:rFonts w:ascii="Lexend Light" w:cs="Lexend Light" w:eastAsia="Lexend Light" w:hAnsi="Lexend Light"/>
+          <w:b w:val="0"/>
+          <w:bCs w:val="0"/>
+          <w:color w:val="373742"/>
+          <w:sz w:val="22"/>
+          <w:szCs w:val="22"/>
+        </w:rPr>
       </w:pPr>
       <w:bookmarkStart w:colFirst="0" w:colLast="0" w:name="_u88f26961k8s" w:id="5"/>
       <w:bookmarkEnd w:id="5"/>
       <w:r>
         <w:rPr>
+          <w:rFonts w:ascii="Lexend Light" w:cs="Lexend Light" w:eastAsia="Lexend Light" w:hAnsi="Lexend Light"/>
+          <w:b w:val="0"/>
+          <w:bCs w:val="0"/>
+          <w:color w:val="373742"/>
+          <w:sz w:val="22"/>
+          <w:szCs w:val="22"/>
           <w:rtl w:val="0"/>
         </w:rPr>
         <w:t xml:space="preserve">{year}</w:t>
@@ -234,10 +373,26 @@
     </w:p>
     <w:p>
       <w:pPr>
-        <w:rPr/>
-      </w:pPr>
-      <w:r>
-        <w:rPr>
+        <w:spacing w:before="5" w:after="0" w:line="345" w:lineRule="exact"/>
+        <w:ind w:left="0" w:right="0" w:firstLine="0"/>
+        <w:jc w:val="left"/>
+        <w:rPr>
+          <w:rFonts w:ascii="Lexend Light" w:cs="Lexend Light" w:eastAsia="Lexend Light" w:hAnsi="Lexend Light"/>
+          <w:b w:val="0"/>
+          <w:bCs w:val="0"/>
+          <w:color w:val="373742"/>
+          <w:sz w:val="22"/>
+          <w:szCs w:val="22"/>
+        </w:rPr>
+      </w:pPr>
+      <w:r>
+        <w:rPr>
+          <w:rFonts w:ascii="Lexend Light" w:cs="Lexend Light" w:eastAsia="Lexend Light" w:hAnsi="Lexend Light"/>
+          <w:b w:val="0"/>
+          <w:bCs w:val="0"/>
+          <w:color w:val="373742"/>
+          <w:sz w:val="22"/>
+          <w:szCs w:val="22"/>
           <w:rtl w:val="0"/>
         </w:rPr>
         <w:t xml:space="preserve">{qualification}</w:t>
@@ -250,7 +405,7 @@
     </w:p>
     <w:p>
       <w:pPr>
-        <w:spacing w:before="40" w:line="360" w:lineRule="auto"/>
+        <w:spacing w:before="0" w:after="0" w:line="240" w:lineRule="exact"/>
         <w:rPr>
           <w:color w:val="ea1b3d"/>
         </w:rPr>
@@ -266,12 +421,26 @@
     <w:p>
       <w:pPr>
         <w:pStyle w:val="Heading1"/>
-        <w:rPr/>
+        <w:spacing w:before="377" w:after="163" w:line="300" w:lineRule="exact"/>
+        <w:rPr>
+          <w:rFonts w:ascii="Lexend Light" w:cs="Lexend Light" w:eastAsia="Lexend Light" w:hAnsi="Lexend Light"/>
+          <w:b w:val="0"/>
+          <w:bCs w:val="0"/>
+          <w:color w:val="EA1B3D"/>
+          <w:sz w:val="20"/>
+          <w:szCs w:val="20"/>
+        </w:rPr>
       </w:pPr>
       <w:bookmarkStart w:colFirst="0" w:colLast="0" w:name="_b929wjmkc7pq" w:id="6"/>
       <w:bookmarkEnd w:id="6"/>
       <w:r>
         <w:rPr>
+          <w:rFonts w:ascii="Lexend Light" w:cs="Lexend Light" w:eastAsia="Lexend Light" w:hAnsi="Lexend Light"/>
+          <w:b w:val="0"/>
+          <w:bCs w:val="0"/>
+          <w:color w:val="EA1B3D"/>
+          <w:sz w:val="20"/>
+          <w:szCs w:val="20"/>
           <w:rtl w:val="0"/>
         </w:rPr>
         <w:t xml:space="preserve">Skills</w:t>
@@ -279,23 +448,40 @@
     </w:p>
     <w:p>
       <w:pPr>
+        <w:spacing w:before="0" w:after="0" w:line="345" w:lineRule="exact"/>
+        <w:ind w:left="0" w:right="0" w:firstLine="0"/>
+        <w:jc w:val="both"/>
+        <w:rPr>
+          <w:rFonts w:ascii="Lexend Light" w:cs="Lexend Light" w:eastAsia="Lexend Light" w:hAnsi="Lexend Light"/>
+          <w:b w:val="0"/>
+          <w:bCs w:val="0"/>
+          <w:color w:val="373742"/>
+          <w:sz w:val="22"/>
+          <w:szCs w:val="22"/>
+        </w:rPr>
+      </w:pPr>
+      <w:r>
+        <w:rPr>
+          <w:rFonts w:ascii="Lexend Light" w:cs="Lexend Light" w:eastAsia="Lexend Light" w:hAnsi="Lexend Light"/>
+          <w:b w:val="0"/>
+          <w:bCs w:val="0"/>
+          <w:color w:val="373742"/>
+          <w:sz w:val="22"/>
+          <w:szCs w:val="22"/>
+          <w:rtl w:val="0"/>
+        </w:rPr>
+        <w:t xml:space="preserve">{skills}</w:t>
+      </w:r>
+    </w:p>
+    <w:p>
+      <w:pPr>
+        <w:spacing w:before="0" w:after="0" w:line="240" w:lineRule="exact"/>
         <w:rPr/>
       </w:pPr>
       <w:r>
         <w:rPr>
           <w:rtl w:val="0"/>
         </w:rPr>
-        <w:t xml:space="preserve">{skills}</w:t>
-      </w:r>
-    </w:p>
-    <w:p>
-      <w:pPr>
-        <w:rPr/>
-      </w:pPr>
-      <w:r>
-        <w:rPr>
-          <w:rtl w:val="0"/>
-        </w:rPr>
         <w:t xml:space="preserve"> </w:t>
       </w:r>
       <w:r>
@@ -312,12 +498,26 @@
     <w:p>
       <w:pPr>
         <w:pStyle w:val="Heading1"/>
-        <w:rPr/>
+        <w:spacing w:before="377" w:after="163" w:line="300" w:lineRule="exact"/>
+        <w:rPr>
+          <w:rFonts w:ascii="Lexend Light" w:cs="Lexend Light" w:eastAsia="Lexend Light" w:hAnsi="Lexend Light"/>
+          <w:b w:val="0"/>
+          <w:bCs w:val="0"/>
+          <w:color w:val="EA1B3D"/>
+          <w:sz w:val="20"/>
+          <w:szCs w:val="20"/>
+        </w:rPr>
       </w:pPr>
       <w:bookmarkStart w:colFirst="0" w:colLast="0" w:name="_vt04c6p4mz9l" w:id="7"/>
       <w:bookmarkEnd w:id="7"/>
       <w:r>
         <w:rPr>
+          <w:rFonts w:ascii="Lexend Light" w:cs="Lexend Light" w:eastAsia="Lexend Light" w:hAnsi="Lexend Light"/>
+          <w:b w:val="0"/>
+          <w:bCs w:val="0"/>
+          <w:color w:val="EA1B3D"/>
+          <w:sz w:val="20"/>
+          <w:szCs w:val="20"/>
           <w:rtl w:val="0"/>
         </w:rPr>
         <w:t xml:space="preserve">Tools</w:t>
@@ -325,102 +525,180 @@
     </w:p>
     <w:p>
       <w:pPr>
+        <w:spacing w:before="0" w:after="0" w:line="345" w:lineRule="exact"/>
+        <w:ind w:left="0" w:right="0" w:firstLine="0"/>
+        <w:jc w:val="both"/>
+        <w:rPr>
+          <w:rFonts w:ascii="Lexend Light" w:cs="Lexend Light" w:eastAsia="Lexend Light" w:hAnsi="Lexend Light"/>
+          <w:b w:val="0"/>
+          <w:bCs w:val="0"/>
+          <w:color w:val="373742"/>
+          <w:sz w:val="22"/>
+          <w:szCs w:val="22"/>
+        </w:rPr>
+      </w:pPr>
+      <w:r>
+        <w:rPr>
+          <w:rFonts w:ascii="Lexend Light" w:cs="Lexend Light" w:eastAsia="Lexend Light" w:hAnsi="Lexend Light"/>
+          <w:b w:val="0"/>
+          <w:bCs w:val="0"/>
+          <w:color w:val="373742"/>
+          <w:sz w:val="22"/>
+          <w:szCs w:val="22"/>
+          <w:rtl w:val="0"/>
+        </w:rPr>
+        <w:t xml:space="preserve">{tools}</w:t>
+      </w:r>
+    </w:p>
+    <w:p>
+      <w:pPr>
+        <w:spacing w:before="0" w:after="0" w:line="240" w:lineRule="exact"/>
         <w:rPr/>
       </w:pPr>
-      <w:r>
-        <w:rPr>
-          <w:rtl w:val="0"/>
-        </w:rPr>
-        <w:t xml:space="preserve">{tools}</w:t>
-      </w:r>
-    </w:p>
-    <w:p>
-      <w:pPr>
-        <w:spacing w:before="40" w:line="273.6" w:lineRule="auto"/>
+    </w:p>
+    <w:p>
+      <w:r>
+        <w:t xml:space="preserve">{/hasTools}</w:t>
+      </w:r>
+    </w:p>
+    <w:p>
+      <w:r>
+        <w:t xml:space="preserve">{#hasCertifications}</w:t>
+      </w:r>
+    </w:p>
+    <w:p>
+      <w:pPr>
+        <w:pStyle w:val="Heading1"/>
+        <w:spacing w:before="377" w:after="163" w:line="300" w:lineRule="exact"/>
+        <w:rPr>
+          <w:rFonts w:ascii="Lexend Light" w:cs="Lexend Light" w:eastAsia="Lexend Light" w:hAnsi="Lexend Light"/>
+          <w:b w:val="0"/>
+          <w:bCs w:val="0"/>
+          <w:color w:val="EA1B3D"/>
+          <w:sz w:val="20"/>
+          <w:szCs w:val="20"/>
+        </w:rPr>
+      </w:pPr>
+      <w:r>
+        <w:rPr>
+          <w:rFonts w:ascii="Lexend Light" w:cs="Lexend Light" w:eastAsia="Lexend Light" w:hAnsi="Lexend Light"/>
+          <w:b w:val="0"/>
+          <w:bCs w:val="0"/>
+          <w:color w:val="EA1B3D"/>
+          <w:sz w:val="20"/>
+          <w:szCs w:val="20"/>
+          <w:rtl w:val="0"/>
+        </w:rPr>
+        <w:t xml:space="preserve">Certifications</w:t>
+      </w:r>
+    </w:p>
+    <w:p>
+      <w:pPr>
+        <w:spacing w:before="0" w:after="0" w:line="345" w:lineRule="exact"/>
+        <w:ind w:left="0" w:right="0" w:firstLine="0"/>
+        <w:jc w:val="both"/>
+        <w:rPr>
+          <w:rFonts w:ascii="Lexend Light" w:cs="Lexend Light" w:eastAsia="Lexend Light" w:hAnsi="Lexend Light"/>
+          <w:b w:val="0"/>
+          <w:bCs w:val="0"/>
+          <w:color w:val="373742"/>
+          <w:sz w:val="22"/>
+          <w:szCs w:val="22"/>
+        </w:rPr>
+      </w:pPr>
+      <w:r>
+        <w:rPr>
+          <w:rFonts w:ascii="Lexend Light" w:cs="Lexend Light" w:eastAsia="Lexend Light" w:hAnsi="Lexend Light"/>
+          <w:b w:val="0"/>
+          <w:bCs w:val="0"/>
+          <w:color w:val="373742"/>
+          <w:sz w:val="22"/>
+          <w:szCs w:val="22"/>
+          <w:rtl w:val="0"/>
+        </w:rPr>
+        <w:t xml:space="preserve">{certifications}</w:t>
+      </w:r>
+    </w:p>
+    <w:p>
+      <w:pPr>
+        <w:spacing w:before="0" w:after="0" w:line="240" w:lineRule="exact"/>
         <w:rPr/>
       </w:pPr>
-    </w:p>
-    <w:p>
-      <w:r>
-        <w:t xml:space="preserve">{/hasTools}</w:t>
-      </w:r>
-    </w:p>
-    <w:p>
-      <w:r>
-        <w:t xml:space="preserve">{#hasCertifications}</w:t>
+      <w:r>
+        <w:rPr>
+          <w:rtl w:val="0"/>
+        </w:rPr>
+      </w:r>
+    </w:p>
+    <w:p>
+      <w:r>
+        <w:t xml:space="preserve">{/hasCertifications}</w:t>
+      </w:r>
+    </w:p>
+    <w:p>
+      <w:r>
+        <w:t xml:space="preserve">{#hasProjects}</w:t>
       </w:r>
     </w:p>
     <w:p>
       <w:pPr>
         <w:pStyle w:val="Heading1"/>
-        <w:rPr/>
-      </w:pPr>
-      <w:r>
-        <w:rPr>
-          <w:rtl w:val="0"/>
-        </w:rPr>
-        <w:t xml:space="preserve">Certifications</w:t>
-      </w:r>
-    </w:p>
-    <w:p>
-      <w:pPr>
-        <w:rPr/>
-      </w:pPr>
-      <w:r>
-        <w:rPr>
-          <w:rtl w:val="0"/>
-        </w:rPr>
-        <w:t xml:space="preserve">{certifications}</w:t>
-      </w:r>
-    </w:p>
-    <w:p>
-      <w:pPr>
-        <w:spacing w:before="40" w:line="273.6" w:lineRule="auto"/>
-        <w:rPr/>
-      </w:pPr>
-      <w:r>
-        <w:rPr>
-          <w:rtl w:val="0"/>
-        </w:rPr>
-      </w:r>
-    </w:p>
-    <w:p>
-      <w:r>
-        <w:t xml:space="preserve">{/hasCertifications}</w:t>
-      </w:r>
-    </w:p>
-    <w:p>
-      <w:r>
-        <w:t xml:space="preserve">{#hasProjects}</w:t>
-      </w:r>
-    </w:p>
-    <w:p>
-      <w:pPr>
-        <w:pStyle w:val="Heading1"/>
-        <w:rPr/>
+        <w:spacing w:before="377" w:after="163" w:line="300" w:lineRule="exact"/>
+        <w:rPr>
+          <w:rFonts w:ascii="Lexend Light" w:cs="Lexend Light" w:eastAsia="Lexend Light" w:hAnsi="Lexend Light"/>
+          <w:b w:val="0"/>
+          <w:bCs w:val="0"/>
+          <w:color w:val="EA1B3D"/>
+          <w:sz w:val="20"/>
+          <w:szCs w:val="20"/>
+        </w:rPr>
       </w:pPr>
       <w:bookmarkStart w:colFirst="0" w:colLast="0" w:name="_xpiuea7v64mg" w:id="8"/>
       <w:bookmarkEnd w:id="8"/>
       <w:r>
         <w:rPr>
+          <w:rFonts w:ascii="Lexend Light" w:cs="Lexend Light" w:eastAsia="Lexend Light" w:hAnsi="Lexend Light"/>
+          <w:b w:val="0"/>
+          <w:bCs w:val="0"/>
+          <w:color w:val="EA1B3D"/>
+          <w:sz w:val="20"/>
+          <w:szCs w:val="20"/>
           <w:rtl w:val="0"/>
         </w:rPr>
         <w:t xml:space="preserve">P</w:t>
       </w:r>
       <w:r>
         <w:rPr>
+          <w:rFonts w:ascii="Lexend Light" w:cs="Lexend Light" w:eastAsia="Lexend Light" w:hAnsi="Lexend Light"/>
+          <w:b w:val="0"/>
+          <w:bCs w:val="0"/>
+          <w:color w:val="EA1B3D"/>
+          <w:sz w:val="20"/>
+          <w:szCs w:val="20"/>
           <w:rtl w:val="0"/>
         </w:rPr>
         <w:t xml:space="preserve">rojects</w:t>
       </w:r>
       <w:r>
         <w:rPr>
+          <w:rFonts w:ascii="Lexend Light" w:cs="Lexend Light" w:eastAsia="Lexend Light" w:hAnsi="Lexend Light"/>
+          <w:b w:val="0"/>
+          <w:bCs w:val="0"/>
+          <w:color w:val="EA1B3D"/>
+          <w:sz w:val="20"/>
+          <w:szCs w:val="20"/>
           <w:rtl w:val="0"/>
         </w:rPr>
         <w:t xml:space="preserve">/Experience</w:t>
       </w:r>
       <w:r>
         <w:rPr>
+          <w:rFonts w:ascii="Lexend Light" w:cs="Lexend Light" w:eastAsia="Lexend Light" w:hAnsi="Lexend Light"/>
+          <w:b w:val="0"/>
+          <w:bCs w:val="0"/>
+          <w:color w:val="EA1B3D"/>
+          <w:sz w:val="20"/>
+          <w:szCs w:val="20"/>
           <w:rtl w:val="0"/>
         </w:rPr>
         <w:t xml:space="preserve"> </w:t>
@@ -439,13 +717,26 @@
     <w:p>
       <w:pPr>
         <w:pStyle w:val="Heading2"/>
-        <w:spacing w:before="40" w:line="273.6" w:lineRule="auto"/>
-        <w:rPr/>
+        <w:spacing w:before="0" w:after="0" w:line="345" w:lineRule="exact"/>
+        <w:rPr>
+          <w:rFonts w:ascii="Lexend" w:cs="Lexend" w:eastAsia="Lexend" w:hAnsi="Lexend"/>
+          <w:b w:val="0"/>
+          <w:bCs w:val="0"/>
+          <w:color w:val="373742"/>
+          <w:sz w:val="22"/>
+          <w:szCs w:val="22"/>
+        </w:rPr>
       </w:pPr>
       <w:bookmarkStart w:colFirst="0" w:colLast="0" w:name="_sk0v8qpkdxob" w:id="9"/>
       <w:bookmarkEnd w:id="9"/>
       <w:r>
         <w:rPr>
+          <w:rFonts w:ascii="Lexend" w:cs="Lexend" w:eastAsia="Lexend" w:hAnsi="Lexend"/>
+          <w:b w:val="0"/>
+          <w:bCs w:val="0"/>
+          <w:color w:val="373742"/>
+          <w:sz w:val="22"/>
+          <w:szCs w:val="22"/>
           <w:rtl w:val="0"/>
         </w:rPr>
         <w:t xml:space="preserve">Project {number}{#hasDuration} - {duration}{/hasDuration}</w:t>
@@ -453,41 +744,68 @@
     </w:p>
     <w:p>
       <w:pPr>
+        <w:spacing w:before="0" w:after="0" w:line="326" w:lineRule="exact"/>
+        <w:rPr>
+          <w:rFonts w:ascii="Lexend Light" w:cs="Lexend Light" w:eastAsia="Lexend Light" w:hAnsi="Lexend Light"/>
+          <w:b w:val="0"/>
+          <w:bCs w:val="0"/>
+          <w:color w:val="231F20"/>
+          <w:sz w:val="22"/>
+          <w:szCs w:val="22"/>
+        </w:rPr>
+      </w:pPr>
+      <w:r>
+        <w:rPr>
+          <w:rFonts w:ascii="Lexend Light" w:cs="Lexend Light" w:eastAsia="Lexend Light" w:hAnsi="Lexend Light"/>
+          <w:b w:val="0"/>
+          <w:bCs w:val="0"/>
+          <w:color w:val="231F20"/>
+          <w:sz w:val="22"/>
+          <w:szCs w:val="22"/>
+          <w:rtl w:val="0"/>
+        </w:rPr>
+        <w:t xml:space="preserve">{client}</w:t>
+      </w:r>
+    </w:p>
+    <w:p>
+      <w:r>
+        <w:t xml:space="preserve">{#hasTeamSize}</w:t>
+      </w:r>
+    </w:p>
+    <w:p>
+      <w:pPr>
+        <w:spacing w:before="0" w:after="0" w:line="175" w:lineRule="exact"/>
         <w:rPr/>
       </w:pPr>
       <w:r>
         <w:rPr>
           <w:rtl w:val="0"/>
         </w:rPr>
-        <w:t xml:space="preserve">{client}</w:t>
-      </w:r>
-    </w:p>
-    <w:p>
-      <w:r>
-        <w:t xml:space="preserve">{#hasTeamSize}</w:t>
-      </w:r>
-    </w:p>
-    <w:p>
-      <w:pPr>
-        <w:spacing w:before="40" w:line="273.6" w:lineRule="auto"/>
-        <w:rPr/>
-      </w:pPr>
-      <w:r>
-        <w:rPr>
-          <w:rtl w:val="0"/>
-        </w:rPr>
       </w:r>
     </w:p>
     <w:p>
       <w:pPr>
         <w:pStyle w:val="Heading2"/>
-        <w:spacing w:before="40" w:line="273.6" w:lineRule="auto"/>
-        <w:rPr/>
+        <w:spacing w:before="0" w:after="0" w:line="300" w:lineRule="exact"/>
+        <w:rPr>
+          <w:rFonts w:ascii="Lexend" w:cs="Lexend" w:eastAsia="Lexend" w:hAnsi="Lexend"/>
+          <w:b w:val="0"/>
+          <w:bCs w:val="0"/>
+          <w:color w:val="373742"/>
+          <w:sz w:val="22"/>
+          <w:szCs w:val="22"/>
+        </w:rPr>
       </w:pPr>
       <w:bookmarkStart w:colFirst="0" w:colLast="0" w:name="_xv20hrw0vxgs" w:id="10"/>
       <w:bookmarkEnd w:id="10"/>
       <w:r>
         <w:rPr>
+          <w:rFonts w:ascii="Lexend" w:cs="Lexend" w:eastAsia="Lexend" w:hAnsi="Lexend"/>
+          <w:b w:val="0"/>
+          <w:bCs w:val="0"/>
+          <w:color w:val="373742"/>
+          <w:sz w:val="22"/>
+          <w:szCs w:val="22"/>
           <w:rtl w:val="0"/>
         </w:rPr>
         <w:t xml:space="preserve">Team Size</w:t>
@@ -495,46 +813,73 @@
     </w:p>
     <w:p>
       <w:pPr>
+        <w:spacing w:before="0" w:after="0" w:line="300" w:lineRule="exact"/>
+        <w:rPr>
+          <w:rFonts w:ascii="Lexend Light" w:cs="Lexend Light" w:eastAsia="Lexend Light" w:hAnsi="Lexend Light"/>
+          <w:b w:val="0"/>
+          <w:bCs w:val="0"/>
+          <w:color w:val="231F20"/>
+          <w:sz w:val="22"/>
+          <w:szCs w:val="22"/>
+        </w:rPr>
+      </w:pPr>
+      <w:r>
+        <w:rPr>
+          <w:rFonts w:ascii="Lexend Light" w:cs="Lexend Light" w:eastAsia="Lexend Light" w:hAnsi="Lexend Light"/>
+          <w:b w:val="0"/>
+          <w:bCs w:val="0"/>
+          <w:color w:val="231F20"/>
+          <w:sz w:val="22"/>
+          <w:szCs w:val="22"/>
+          <w:rtl w:val="0"/>
+        </w:rPr>
+        <w:t xml:space="preserve">{teamSize}</w:t>
+      </w:r>
+    </w:p>
+    <w:p>
+      <w:r>
+        <w:t xml:space="preserve">{/hasTeamSize}</w:t>
+      </w:r>
+    </w:p>
+    <w:p>
+      <w:r>
+        <w:t xml:space="preserve">{#hasRole}</w:t>
+      </w:r>
+    </w:p>
+    <w:p>
+      <w:pPr>
+        <w:spacing w:before="0" w:after="0" w:line="210" w:lineRule="exact"/>
         <w:rPr/>
       </w:pPr>
       <w:r>
         <w:rPr>
           <w:rtl w:val="0"/>
         </w:rPr>
-        <w:t xml:space="preserve">{teamSize}</w:t>
-      </w:r>
-    </w:p>
-    <w:p>
-      <w:r>
-        <w:t xml:space="preserve">{/hasTeamSize}</w:t>
-      </w:r>
-    </w:p>
-    <w:p>
-      <w:r>
-        <w:t xml:space="preserve">{#hasRole}</w:t>
-      </w:r>
-    </w:p>
-    <w:p>
-      <w:pPr>
-        <w:spacing w:before="40" w:line="273.6" w:lineRule="auto"/>
-        <w:rPr/>
-      </w:pPr>
-      <w:r>
-        <w:rPr>
-          <w:rtl w:val="0"/>
-        </w:rPr>
       </w:r>
     </w:p>
     <w:p>
       <w:pPr>
         <w:pStyle w:val="Heading2"/>
-        <w:spacing w:before="40" w:line="273.6" w:lineRule="auto"/>
-        <w:rPr/>
+        <w:spacing w:before="0" w:after="0" w:line="300" w:lineRule="exact"/>
+        <w:rPr>
+          <w:rFonts w:ascii="Lexend" w:cs="Lexend" w:eastAsia="Lexend" w:hAnsi="Lexend"/>
+          <w:b w:val="0"/>
+          <w:bCs w:val="0"/>
+          <w:color w:val="373742"/>
+          <w:sz w:val="22"/>
+          <w:szCs w:val="22"/>
+        </w:rPr>
       </w:pPr>
       <w:bookmarkStart w:colFirst="0" w:colLast="0" w:name="_n00xtxszsxk7" w:id="11"/>
       <w:bookmarkEnd w:id="11"/>
       <w:r>
         <w:rPr>
+          <w:rFonts w:ascii="Lexend" w:cs="Lexend" w:eastAsia="Lexend" w:hAnsi="Lexend"/>
+          <w:b w:val="0"/>
+          <w:bCs w:val="0"/>
+          <w:color w:val="373742"/>
+          <w:sz w:val="22"/>
+          <w:szCs w:val="22"/>
           <w:rtl w:val="0"/>
         </w:rPr>
         <w:t xml:space="preserve">Role</w:t>
@@ -542,41 +887,72 @@
     </w:p>
     <w:p>
       <w:pPr>
+        <w:spacing w:before="0" w:after="0" w:line="300" w:lineRule="exact"/>
+        <w:rPr>
+          <w:rFonts w:ascii="Lexend Light" w:cs="Lexend Light" w:eastAsia="Lexend Light" w:hAnsi="Lexend Light"/>
+          <w:b w:val="0"/>
+          <w:bCs w:val="0"/>
+          <w:color w:val="231F20"/>
+          <w:sz w:val="22"/>
+          <w:szCs w:val="22"/>
+        </w:rPr>
+      </w:pPr>
+      <w:r>
+        <w:rPr>
+          <w:rFonts w:ascii="Lexend Light" w:cs="Lexend Light" w:eastAsia="Lexend Light" w:hAnsi="Lexend Light"/>
+          <w:b w:val="0"/>
+          <w:bCs w:val="0"/>
+          <w:color w:val="231F20"/>
+          <w:sz w:val="22"/>
+          <w:szCs w:val="22"/>
+          <w:rtl w:val="0"/>
+        </w:rPr>
+        <w:t xml:space="preserve">{role}</w:t>
+      </w:r>
+    </w:p>
+    <w:p>
+      <w:r>
+        <w:t xml:space="preserve">{/hasRole}</w:t>
+      </w:r>
+    </w:p>
+    <w:p>
+      <w:r>
+        <w:t xml:space="preserve">{#hasDescription}</w:t>
+      </w:r>
+    </w:p>
+    <w:p>
+      <w:pPr>
+        <w:spacing w:before="0" w:after="0" w:line="174" w:lineRule="exact"/>
         <w:rPr/>
       </w:pPr>
       <w:r>
         <w:rPr>
           <w:rtl w:val="0"/>
         </w:rPr>
-        <w:t xml:space="preserve">{role}</w:t>
-      </w:r>
-    </w:p>
-    <w:p>
-      <w:r>
-        <w:t xml:space="preserve">{/hasRole}</w:t>
-      </w:r>
-    </w:p>
-    <w:p>
-      <w:r>
-        <w:t xml:space="preserve">{#hasDescription}</w:t>
-      </w:r>
-    </w:p>
-    <w:p>
-      <w:pPr>
-        <w:rPr/>
-      </w:pPr>
-      <w:r>
-        <w:rPr>
-          <w:rtl w:val="0"/>
-        </w:rPr>
-      </w:r>
-    </w:p>
-    <w:p>
-      <w:pPr>
-        <w:rPr/>
-      </w:pPr>
-      <w:r>
-        <w:rPr>
+      </w:r>
+    </w:p>
+    <w:p>
+      <w:pPr>
+        <w:spacing w:before="0" w:after="0" w:line="345" w:lineRule="exact"/>
+        <w:ind w:left="0" w:right="0" w:firstLine="0"/>
+        <w:jc w:val="both"/>
+        <w:rPr>
+          <w:rFonts w:ascii="Lexend Light" w:cs="Lexend Light" w:eastAsia="Lexend Light" w:hAnsi="Lexend Light"/>
+          <w:b w:val="0"/>
+          <w:bCs w:val="0"/>
+          <w:color w:val="373742"/>
+          <w:sz w:val="22"/>
+          <w:szCs w:val="22"/>
+        </w:rPr>
+      </w:pPr>
+      <w:r>
+        <w:rPr>
+          <w:rFonts w:ascii="Lexend Light" w:cs="Lexend Light" w:eastAsia="Lexend Light" w:hAnsi="Lexend Light"/>
+          <w:b w:val="0"/>
+          <w:bCs w:val="0"/>
+          <w:color w:val="373742"/>
+          <w:sz w:val="22"/>
+          <w:szCs w:val="22"/>
           <w:rtl w:val="0"/>
         </w:rPr>
         <w:t xml:space="preserve">{description}</w:t>
@@ -594,6 +970,7 @@
     </w:p>
     <w:p>
       <w:pPr>
+        <w:spacing w:before="0" w:after="0" w:line="240" w:lineRule="auto"/>
         <w:rPr/>
       </w:pPr>
       <w:r>
@@ -637,7 +1014,13 @@
       </w:r>
     </w:p>
     <w:p>
-      <w:pPr>
+      <w:r>
+        <w:t xml:space="preserve">{#hasNext}</w:t>
+      </w:r>
+    </w:p>
+    <w:p>
+      <w:pPr>
+        <w:spacing w:before="0" w:after="0" w:line="626" w:lineRule="exact"/>
         <w:rPr/>
       </w:pPr>
       <w:r>
@@ -647,13 +1030,24 @@
       </w:r>
     </w:p>
     <w:p>
-      <w:pPr>
-        <w:rPr/>
-      </w:pPr>
-      <w:r>
-        <w:rPr>
-          <w:rtl w:val="0"/>
-        </w:rPr>
+      <w:r>
+        <w:t xml:space="preserve">{/hasNext}</w:t>
+      </w:r>
+    </w:p>
+    <w:p>
+      <w:r>
+        <w:t xml:space="preserve">{^hasNext}</w:t>
+      </w:r>
+    </w:p>
+    <w:p>
+      <w:pPr>
+        <w:spacing w:before="0" w:after="0" w:line="117" w:lineRule="exact"/>
+        <w:jc w:val="left"/>
+      </w:pPr>
+    </w:p>
+    <w:p>
+      <w:r>
+        <w:t xml:space="preserve">{/hasNext}</w:t>
       </w:r>
     </w:p>
     <w:p>
@@ -668,24 +1062,27 @@
     </w:p>
     <w:p>
       <w:pPr>
-        <w:spacing w:before="40" w:line="273.6" w:lineRule="auto"/>
-        <w:rPr/>
-      </w:pPr>
-      <w:r>
-        <w:rPr>
-          <w:rtl w:val="0"/>
-        </w:rPr>
-      </w:r>
-    </w:p>
-    <w:p>
-      <w:pPr>
         <w:pStyle w:val="Heading1"/>
-        <w:rPr/>
+        <w:spacing w:before="377" w:after="163" w:line="300" w:lineRule="exact"/>
+        <w:rPr>
+          <w:rFonts w:ascii="Lexend Light" w:cs="Lexend Light" w:eastAsia="Lexend Light" w:hAnsi="Lexend Light"/>
+          <w:b w:val="0"/>
+          <w:bCs w:val="0"/>
+          <w:color w:val="EA1B3D"/>
+          <w:sz w:val="20"/>
+          <w:szCs w:val="20"/>
+        </w:rPr>
       </w:pPr>
       <w:bookmarkStart w:colFirst="0" w:colLast="0" w:name="_7vwr3e79orwt" w:id="12"/>
       <w:bookmarkEnd w:id="12"/>
       <w:r>
         <w:rPr>
+          <w:rFonts w:ascii="Lexend Light" w:cs="Lexend Light" w:eastAsia="Lexend Light" w:hAnsi="Lexend Light"/>
+          <w:b w:val="0"/>
+          <w:bCs w:val="0"/>
+          <w:color w:val="EA1B3D"/>
+          <w:sz w:val="20"/>
+          <w:szCs w:val="20"/>
           <w:rtl w:val="0"/>
         </w:rPr>
         <w:t xml:space="preserve">Experience</w:t>
@@ -699,12 +1096,26 @@
     <w:p>
       <w:pPr>
         <w:pStyle w:val="Heading2"/>
-        <w:rPr/>
+        <w:spacing w:before="0" w:after="0" w:line="345" w:lineRule="exact"/>
+        <w:rPr>
+          <w:rFonts w:ascii="Lexend" w:cs="Lexend" w:eastAsia="Lexend" w:hAnsi="Lexend"/>
+          <w:b w:val="0"/>
+          <w:bCs w:val="0"/>
+          <w:color w:val="373742"/>
+          <w:sz w:val="22"/>
+          <w:szCs w:val="22"/>
+        </w:rPr>
       </w:pPr>
       <w:bookmarkStart w:colFirst="0" w:colLast="0" w:name="_gfiut3vv9g0y" w:id="13"/>
       <w:bookmarkEnd w:id="13"/>
       <w:r>
         <w:rPr>
+          <w:rFonts w:ascii="Lexend" w:cs="Lexend" w:eastAsia="Lexend" w:hAnsi="Lexend"/>
+          <w:b w:val="0"/>
+          <w:bCs w:val="0"/>
+          <w:color w:val="373742"/>
+          <w:sz w:val="22"/>
+          <w:szCs w:val="22"/>
           <w:rtl w:val="0"/>
         </w:rPr>
         <w:t xml:space="preserve">{company}</w:t>
@@ -717,10 +1128,24 @@
     </w:p>
     <w:p>
       <w:pPr>
-        <w:rPr/>
-      </w:pPr>
-      <w:r>
-        <w:rPr>
+        <w:spacing w:before="0" w:after="0" w:line="300" w:lineRule="exact"/>
+        <w:rPr>
+          <w:rFonts w:ascii="Lexend Light" w:cs="Lexend Light" w:eastAsia="Lexend Light" w:hAnsi="Lexend Light"/>
+          <w:b w:val="0"/>
+          <w:bCs w:val="0"/>
+          <w:color w:val="231F20"/>
+          <w:sz w:val="22"/>
+          <w:szCs w:val="22"/>
+        </w:rPr>
+      </w:pPr>
+      <w:r>
+        <w:rPr>
+          <w:rFonts w:ascii="Lexend Light" w:cs="Lexend Light" w:eastAsia="Lexend Light" w:hAnsi="Lexend Light"/>
+          <w:b w:val="0"/>
+          <w:bCs w:val="0"/>
+          <w:color w:val="231F20"/>
+          <w:sz w:val="22"/>
+          <w:szCs w:val="22"/>
           <w:rtl w:val="0"/>
         </w:rPr>
         <w:t xml:space="preserve">{position}</w:t>
@@ -738,10 +1163,24 @@
     </w:p>
     <w:p>
       <w:pPr>
-        <w:rPr/>
-      </w:pPr>
-      <w:r>
-        <w:rPr>
+        <w:spacing w:before="0" w:after="0" w:line="300" w:lineRule="exact"/>
+        <w:rPr>
+          <w:rFonts w:ascii="Lexend Light" w:cs="Lexend Light" w:eastAsia="Lexend Light" w:hAnsi="Lexend Light"/>
+          <w:b w:val="0"/>
+          <w:bCs w:val="0"/>
+          <w:color w:val="231F20"/>
+          <w:sz w:val="22"/>
+          <w:szCs w:val="22"/>
+        </w:rPr>
+      </w:pPr>
+      <w:r>
+        <w:rPr>
+          <w:rFonts w:ascii="Lexend Light" w:cs="Lexend Light" w:eastAsia="Lexend Light" w:hAnsi="Lexend Light"/>
+          <w:b w:val="0"/>
+          <w:bCs w:val="0"/>
+          <w:color w:val="231F20"/>
+          <w:sz w:val="22"/>
+          <w:szCs w:val="22"/>
           <w:rtl w:val="0"/>
         </w:rPr>
         <w:t xml:space="preserve">{duration}</w:t>
@@ -818,7 +1257,7 @@
       <w:headerReference r:id="rId7" w:type="default"/>
       <w:footerReference r:id="rId8" w:type="default"/>
       <w:pgSz w:h="15840" w:w="12240" w:orient="portrait"/>
-      <w:pgMar w:bottom="1440" w:top="1440" w:left="1440" w:right="1440" w:header="720" w:footer="720"/>
+      <w:pgMar w:top="576" w:right="864" w:bottom="864" w:left="864" w:header="0" w:footer="720" w:gutter="0"/>
       <w:pgNumType w:start="1"/>
     </w:sectPr>
   </w:body>
